--- a/public/hr_modeles/travail_en_poste_template.docx
+++ b/public/hr_modeles/travail_en_poste_template.docx
@@ -31,56 +31,9 @@
       </w:pPr>
       <w:r>
         <w:rPr>
-          <w:b/>
-          <w:bCs/>
           <w:lang w:val="fr-MA"/>
         </w:rPr>
-        <w:t xml:space="preserve">Rabat,  </w:t>
-      </w:r>
-      <w:r>
-        <w:rPr>
-          <w:lang w:val="fr-MA"/>
-        </w:rPr>
-        <w:t>le 02</w:t>
-      </w:r>
-      <w:r>
-        <w:rPr>
-          <w:rFonts w:hint="cs"/>
-          <w:rtl/>
-        </w:rPr>
-        <w:t xml:space="preserve"> </w:t>
-      </w:r>
-      <w:r>
-        <w:rPr>
-          <w:lang w:val="fr-MA"/>
-        </w:rPr>
-        <w:t>/03</w:t>
-      </w:r>
-      <w:r>
-        <w:rPr>
-          <w:rFonts w:hint="cs"/>
-          <w:rtl/>
-        </w:rPr>
-        <w:t xml:space="preserve">  </w:t>
-      </w:r>
-      <w:r>
-        <w:rPr>
-          <w:lang w:val="fr-MA"/>
-        </w:rPr>
-        <w:t>/20</w:t>
-      </w:r>
-      <w:r>
-        <w:rPr>
-          <w:rFonts w:hint="cs"/>
-          <w:rtl/>
-        </w:rPr>
-        <w:t>2</w:t>
-      </w:r>
-      <w:r>
-        <w:rPr>
-          <w:lang w:val="fr-MA"/>
-        </w:rPr>
-        <w:t>6</w:t>
+        <w:t xml:space="preserve">Rabat, le {DATE_REDACTION}</w:t>
       </w:r>
     </w:p>
     <w:p>
@@ -218,7 +171,6 @@
         <w:rPr>
           <w:rFonts w:ascii="Comic Sans MS" w:hAnsi="Comic Sans MS"/>
           <w:sz w:val="26"/>
-          <w:highlight w:val="yellow"/>
         </w:rPr>
         <w:t>{NOM}</w:t>
       </w:r>
@@ -252,7 +204,6 @@
         <w:rPr>
           <w:rFonts w:ascii="Comic Sans MS" w:hAnsi="Comic Sans MS"/>
           <w:sz w:val="26"/>
-          <w:highlight w:val="yellow"/>
         </w:rPr>
         <w:t>{CNSS}</w:t>
       </w:r>
@@ -267,7 +218,6 @@
         <w:rPr>
           <w:rFonts w:ascii="Comic Sans MS" w:hAnsi="Comic Sans MS"/>
           <w:sz w:val="26"/>
-          <w:highlight w:val="yellow"/>
         </w:rPr>
         <w:t>{DATE_ENTREE}</w:t>
       </w:r>
@@ -282,7 +232,6 @@
         <w:rPr>
           <w:rFonts w:ascii="Comic Sans MS" w:hAnsi="Comic Sans MS"/>
           <w:sz w:val="26"/>
-          <w:highlight w:val="yellow"/>
         </w:rPr>
         <w:t>{POSTE}</w:t>
       </w:r>

--- a/public/hr_modeles/travail_en_poste_template.docx
+++ b/public/hr_modeles/travail_en_poste_template.docx
@@ -4,17 +4,6 @@
   <w:body>
     <w:p>
       <w:pPr>
-        <w:ind w:left="5760"/>
-        <w:rPr>
-          <w:b/>
-          <w:bCs/>
-          <w:lang w:val="fr-MA"/>
-        </w:rPr>
-      </w:pPr>
-    </w:p>
-    <w:p>
-      <w:pPr>
-        <w:ind w:left="5760"/>
         <w:rPr>
           <w:b/>
           <w:bCs/>
@@ -33,7 +22,7 @@
         <w:rPr>
           <w:lang w:val="fr-MA"/>
         </w:rPr>
-        <w:t xml:space="preserve">Rabat, le {DATE_REDACTION}</w:t>
+        <w:t>Rabat, le {DATE_REDACTION}</w:t>
       </w:r>
     </w:p>
     <w:p>
@@ -155,6 +144,8 @@
         <w:pStyle w:val="p1"/>
         <w:rPr>
           <w:rFonts w:ascii="Comic Sans MS" w:hAnsi="Comic Sans MS"/>
+          <w:b/>
+          <w:bCs/>
           <w:sz w:val="26"/>
         </w:rPr>
       </w:pPr>
@@ -164,7 +155,12 @@
           <w:sz w:val="26"/>
         </w:rPr>
         <w:t xml:space="preserve">                              </w:t>
-        <w:tab/>
+      </w:r>
+      <w:r>
+        <w:rPr>
+          <w:rFonts w:ascii="Comic Sans MS" w:hAnsi="Comic Sans MS"/>
+          <w:sz w:val="26"/>
+        </w:rPr>
         <w:tab/>
       </w:r>
       <w:r>
@@ -172,6 +168,7 @@
           <w:rFonts w:ascii="Comic Sans MS" w:hAnsi="Comic Sans MS"/>
           <w:sz w:val="26"/>
         </w:rPr>
+        <w:tab/>
         <w:t>{NOM}</w:t>
       </w:r>
       <w:r>
@@ -188,6 +185,15 @@
       <w:pPr>
         <w:pStyle w:val="p1"/>
         <w:rPr>
+          <w:rFonts w:ascii="Comic Sans MS" w:hAnsi="Comic Sans MS"/>
+          <w:sz w:val="26"/>
+        </w:rPr>
+      </w:pPr>
+    </w:p>
+    <w:p>
+      <w:pPr>
+        <w:pStyle w:val="p1"/>
+        <w:rPr>
           <w:rFonts w:ascii="Tahoma" w:hAnsi="Tahoma" w:cs="Tahoma"/>
           <w:sz w:val="15"/>
           <w:szCs w:val="15"/>
@@ -198,42 +204,7 @@
           <w:rFonts w:ascii="Comic Sans MS" w:hAnsi="Comic Sans MS"/>
           <w:sz w:val="26"/>
         </w:rPr>
-        <w:t xml:space="preserve">Titulaire de la CNSS numéro </w:t>
-      </w:r>
-      <w:r>
-        <w:rPr>
-          <w:rFonts w:ascii="Comic Sans MS" w:hAnsi="Comic Sans MS"/>
-          <w:sz w:val="26"/>
-        </w:rPr>
-        <w:t>{CNSS}</w:t>
-      </w:r>
-      <w:r>
-        <w:rPr>
-          <w:rFonts w:ascii="Comic Sans MS" w:hAnsi="Comic Sans MS"/>
-          <w:sz w:val="26"/>
-        </w:rPr>
-        <w:t xml:space="preserve"> , est  employée au sein de notre société du </w:t>
-      </w:r>
-      <w:r>
-        <w:rPr>
-          <w:rFonts w:ascii="Comic Sans MS" w:hAnsi="Comic Sans MS"/>
-          <w:sz w:val="26"/>
-        </w:rPr>
-        <w:t>{DATE_ENTREE}</w:t>
-      </w:r>
-      <w:r>
-        <w:rPr>
-          <w:rFonts w:ascii="Comic Sans MS" w:hAnsi="Comic Sans MS"/>
-          <w:sz w:val="26"/>
-        </w:rPr>
-        <w:t xml:space="preserve"> à ce jour en qualité de : </w:t>
-      </w:r>
-      <w:r>
-        <w:rPr>
-          <w:rFonts w:ascii="Comic Sans MS" w:hAnsi="Comic Sans MS"/>
-          <w:sz w:val="26"/>
-        </w:rPr>
-        <w:t>{POSTE}</w:t>
+        <w:t>Titulaire de la CNSS numéro {CNSS} , est  employée au sein de notre société du {DATE_ENTREE} à ce jour en qualité de : {POSTE}</w:t>
       </w:r>
     </w:p>
     <w:p>
@@ -303,15 +274,6 @@
     </w:p>
     <w:p>
       <w:pPr>
-        <w:jc w:val="center"/>
-        <w:rPr>
-          <w:lang w:val="fr-MA"/>
-        </w:rPr>
-      </w:pPr>
-    </w:p>
-    <w:p>
-      <w:pPr>
-        <w:jc w:val="center"/>
         <w:rPr>
           <w:lang w:val="fr-MA"/>
         </w:rPr>
